--- a/class20w.docx
+++ b/class20w.docx
@@ -992,7 +992,43 @@
         <w:rPr>
           <w:rStyle w:val="VerbatimChar"/>
         </w:rPr>
-        <w:t xml:space="preserve">Warning: package 'purrr' was built under R version 4.5.2</w:t>
+        <w:t xml:space="preserve">── Attaching core tidyverse packages ──────────────────────── tidyverse 2.0.0 ──</w:t>
+      </w:r>
+      <w:r>
+        <w:br/>
+      </w:r>
+      <w:r>
+        <w:rPr>
+          <w:rStyle w:val="VerbatimChar"/>
+        </w:rPr>
+        <w:t xml:space="preserve">✔ dplyr     1.1.4     ✔ readr     2.1.5</w:t>
+      </w:r>
+      <w:r>
+        <w:br/>
+      </w:r>
+      <w:r>
+        <w:rPr>
+          <w:rStyle w:val="VerbatimChar"/>
+        </w:rPr>
+        <w:t xml:space="preserve">✔ forcats   1.0.1     ✔ stringr   1.6.0</w:t>
+      </w:r>
+      <w:r>
+        <w:br/>
+      </w:r>
+      <w:r>
+        <w:rPr>
+          <w:rStyle w:val="VerbatimChar"/>
+        </w:rPr>
+        <w:t xml:space="preserve">✔ lubridate 1.9.4     ✔ tibble    3.3.0</w:t>
+      </w:r>
+      <w:r>
+        <w:br/>
+      </w:r>
+      <w:r>
+        <w:rPr>
+          <w:rStyle w:val="VerbatimChar"/>
+        </w:rPr>
+        <w:t xml:space="preserve">✔ purrr     1.2.0     ✔ tidyr     1.3.1</w:t>
       </w:r>
     </w:p>
     <w:p>
@@ -1003,7 +1039,52 @@
         <w:rPr>
           <w:rStyle w:val="VerbatimChar"/>
         </w:rPr>
-        <w:t xml:space="preserve">Warning: package 'stringr' was built under R version 4.5.2</w:t>
+        <w:t xml:space="preserve">── Conflicts ────────────────────────────────────────── tidyverse_conflicts() ──</w:t>
+      </w:r>
+      <w:r>
+        <w:br/>
+      </w:r>
+      <w:r>
+        <w:rPr>
+          <w:rStyle w:val="VerbatimChar"/>
+        </w:rPr>
+        <w:t xml:space="preserve">✖ dplyr::filter() masks mice::filter(), stats::filter()</w:t>
+      </w:r>
+      <w:r>
+        <w:br/>
+      </w:r>
+      <w:r>
+        <w:rPr>
+          <w:rStyle w:val="VerbatimChar"/>
+        </w:rPr>
+        <w:t xml:space="preserve">✖ dplyr::lag()    masks stats::lag()</w:t>
+      </w:r>
+      <w:r>
+        <w:br/>
+      </w:r>
+      <w:r>
+        <w:rPr>
+          <w:rStyle w:val="VerbatimChar"/>
+        </w:rPr>
+        <w:t xml:space="preserve">✖ dplyr::recode() masks car::recode()</w:t>
+      </w:r>
+      <w:r>
+        <w:br/>
+      </w:r>
+      <w:r>
+        <w:rPr>
+          <w:rStyle w:val="VerbatimChar"/>
+        </w:rPr>
+        <w:t xml:space="preserve">✖ purrr::some()   masks car::some()</w:t>
+      </w:r>
+      <w:r>
+        <w:br/>
+      </w:r>
+      <w:r>
+        <w:rPr>
+          <w:rStyle w:val="VerbatimChar"/>
+        </w:rPr>
+        <w:t xml:space="preserve">ℹ Use the conflicted package (&lt;http://conflicted.r-lib.org/&gt;) to force all conflicts to become errors</w:t>
       </w:r>
     </w:p>
     <w:p>
@@ -1012,109 +1093,6 @@
       </w:pPr>
       <w:r>
         <w:rPr>
-          <w:rStyle w:val="VerbatimChar"/>
-        </w:rPr>
-        <w:t xml:space="preserve">── Attaching core tidyverse packages ──────────────────────── tidyverse 2.0.0 ──</w:t>
-      </w:r>
-      <w:r>
-        <w:br/>
-      </w:r>
-      <w:r>
-        <w:rPr>
-          <w:rStyle w:val="VerbatimChar"/>
-        </w:rPr>
-        <w:t xml:space="preserve">✔ dplyr     1.1.4     ✔ readr     2.1.5</w:t>
-      </w:r>
-      <w:r>
-        <w:br/>
-      </w:r>
-      <w:r>
-        <w:rPr>
-          <w:rStyle w:val="VerbatimChar"/>
-        </w:rPr>
-        <w:t xml:space="preserve">✔ forcats   1.0.1     ✔ stringr   1.6.0</w:t>
-      </w:r>
-      <w:r>
-        <w:br/>
-      </w:r>
-      <w:r>
-        <w:rPr>
-          <w:rStyle w:val="VerbatimChar"/>
-        </w:rPr>
-        <w:t xml:space="preserve">✔ lubridate 1.9.4     ✔ tibble    3.3.0</w:t>
-      </w:r>
-      <w:r>
-        <w:br/>
-      </w:r>
-      <w:r>
-        <w:rPr>
-          <w:rStyle w:val="VerbatimChar"/>
-        </w:rPr>
-        <w:t xml:space="preserve">✔ purrr     1.2.0     ✔ tidyr     1.3.1</w:t>
-      </w:r>
-    </w:p>
-    <w:p>
-      <w:pPr>
-        <w:pStyle w:val="SourceCode"/>
-      </w:pPr>
-      <w:r>
-        <w:rPr>
-          <w:rStyle w:val="VerbatimChar"/>
-        </w:rPr>
-        <w:t xml:space="preserve">── Conflicts ────────────────────────────────────────── tidyverse_conflicts() ──</w:t>
-      </w:r>
-      <w:r>
-        <w:br/>
-      </w:r>
-      <w:r>
-        <w:rPr>
-          <w:rStyle w:val="VerbatimChar"/>
-        </w:rPr>
-        <w:t xml:space="preserve">✖ dplyr::filter() masks mice::filter(), stats::filter()</w:t>
-      </w:r>
-      <w:r>
-        <w:br/>
-      </w:r>
-      <w:r>
-        <w:rPr>
-          <w:rStyle w:val="VerbatimChar"/>
-        </w:rPr>
-        <w:t xml:space="preserve">✖ dplyr::lag()    masks stats::lag()</w:t>
-      </w:r>
-      <w:r>
-        <w:br/>
-      </w:r>
-      <w:r>
-        <w:rPr>
-          <w:rStyle w:val="VerbatimChar"/>
-        </w:rPr>
-        <w:t xml:space="preserve">✖ dplyr::recode() masks car::recode()</w:t>
-      </w:r>
-      <w:r>
-        <w:br/>
-      </w:r>
-      <w:r>
-        <w:rPr>
-          <w:rStyle w:val="VerbatimChar"/>
-        </w:rPr>
-        <w:t xml:space="preserve">✖ purrr::some()   masks car::some()</w:t>
-      </w:r>
-      <w:r>
-        <w:br/>
-      </w:r>
-      <w:r>
-        <w:rPr>
-          <w:rStyle w:val="VerbatimChar"/>
-        </w:rPr>
-        <w:t xml:space="preserve">ℹ Use the conflicted package (&lt;http://conflicted.r-lib.org/&gt;) to force all conflicts to become errors</w:t>
-      </w:r>
-    </w:p>
-    <w:p>
-      <w:pPr>
-        <w:pStyle w:val="SourceCode"/>
-      </w:pPr>
-      <w:r>
-        <w:rPr>
           <w:rStyle w:val="FunctionTok"/>
         </w:rPr>
         <w:t xml:space="preserve">source</w:t>
@@ -1159,7 +1137,7 @@
         <w:rPr>
           <w:rStyle w:val="FunctionTok"/>
         </w:rPr>
-        <w:t xml:space="preserve">theme_bw</w:t>
+        <w:t xml:space="preserve">theme_lucid</w:t>
       </w:r>
       <w:r>
         <w:rPr>
@@ -49043,7 +49021,7 @@
         <w:rPr>
           <w:rStyle w:val="VerbatimChar"/>
         </w:rPr>
-        <w:t xml:space="preserve">R version 4.5.1 (2025-06-13 ucrt)</w:t>
+        <w:t xml:space="preserve">R version 4.5.2 (2025-10-31 ucrt)</w:t>
       </w:r>
       <w:r>
         <w:br/>
@@ -49220,7 +49198,7 @@
         <w:rPr>
           <w:rStyle w:val="VerbatimChar"/>
         </w:rPr>
-        <w:t xml:space="preserve">  compiler_4.5.1        conflicted_1.2.0      correlation_0.8.8    </w:t>
+        <w:t xml:space="preserve">  compiler_4.5.2        conflicted_1.2.0      correlation_0.8.8    </w:t>
       </w:r>
       <w:r>
         <w:br/>
@@ -49247,7 +49225,7 @@
         <w:rPr>
           <w:rStyle w:val="VerbatimChar"/>
         </w:rPr>
-        <w:t xml:space="preserve">  datasets_4.5.1        datawizard_1.3.0      DBI_1.2.3            </w:t>
+        <w:t xml:space="preserve">  datasets_4.5.2        datawizard_1.3.0      DBI_1.2.3            </w:t>
       </w:r>
       <w:r>
         <w:br/>
@@ -49355,7 +49333,7 @@
         <w:rPr>
           <w:rStyle w:val="VerbatimChar"/>
         </w:rPr>
-        <w:t xml:space="preserve">  graphics_4.5.1        grDevices_4.5.1       grid_4.5.1           </w:t>
+        <w:t xml:space="preserve">  graphics_4.5.2        grDevices_4.5.2       grid_4.5.2           </w:t>
       </w:r>
       <w:r>
         <w:br/>
@@ -49481,7 +49459,7 @@
         <w:rPr>
           <w:rStyle w:val="VerbatimChar"/>
         </w:rPr>
-        <w:t xml:space="preserve">  methods_4.5.1         mgcv_1.9-4            mice_3.18.0          </w:t>
+        <w:t xml:space="preserve">  methods_4.5.2         mgcv_1.9-4            mice_3.18.0          </w:t>
       </w:r>
       <w:r>
         <w:br/>
@@ -49544,7 +49522,7 @@
         <w:rPr>
           <w:rStyle w:val="VerbatimChar"/>
         </w:rPr>
-        <w:t xml:space="preserve">  pan_1.9               parallel_4.5.1        parameters_0.28.2    </w:t>
+        <w:t xml:space="preserve">  pan_1.9               parallel_4.5.2        parameters_0.28.2    </w:t>
       </w:r>
       <w:r>
         <w:br/>
@@ -49724,16 +49702,16 @@
         <w:rPr>
           <w:rStyle w:val="VerbatimChar"/>
         </w:rPr>
-        <w:t xml:space="preserve">  splines_4.5.1         StanHeaders_2.32.10   stats_4.5.1          </w:t>
-      </w:r>
-      <w:r>
-        <w:br/>
-      </w:r>
-      <w:r>
-        <w:rPr>
-          <w:rStyle w:val="VerbatimChar"/>
-        </w:rPr>
-        <w:t xml:space="preserve">  stats4_4.5.1          stringi_1.8.7         stringr_1.6.0        </w:t>
+        <w:t xml:space="preserve">  splines_4.5.2         StanHeaders_2.32.10   stats_4.5.2          </w:t>
+      </w:r>
+      <w:r>
+        <w:br/>
+      </w:r>
+      <w:r>
+        <w:rPr>
+          <w:rStyle w:val="VerbatimChar"/>
+        </w:rPr>
+        <w:t xml:space="preserve">  stats4_4.5.2          stringi_1.8.7         stringr_1.6.0        </w:t>
       </w:r>
       <w:r>
         <w:br/>
@@ -49778,7 +49756,7 @@
         <w:rPr>
           <w:rStyle w:val="VerbatimChar"/>
         </w:rPr>
-        <w:t xml:space="preserve">  tinytex_0.57          tools_4.5.1           tzdb_0.5.0           </w:t>
+        <w:t xml:space="preserve">  tinytex_0.57          tools_4.5.2           tzdb_0.5.0           </w:t>
       </w:r>
       <w:r>
         <w:br/>
@@ -49796,7 +49774,7 @@
         <w:rPr>
           <w:rStyle w:val="VerbatimChar"/>
         </w:rPr>
-        <w:t xml:space="preserve">  utils_4.5.1           uuid_1.2.1            V8_8.0.1             </w:t>
+        <w:t xml:space="preserve">  utils_4.5.2           uuid_1.2.1            V8_8.0.1             </w:t>
       </w:r>
       <w:r>
         <w:br/>
